--- a/docs/livrables/ProjectDesk_Specifications_fonctionnelles_v2.15.docx
+++ b/docs/livrables/ProjectDesk_Specifications_fonctionnelles_v2.15.docx
@@ -3041,7 +3041,7 @@
         <w:spacing w:after="60"/>
       </w:pPr>
       <w:r>
-        <w:t xml:space="preserve">Grille mensuelle éditable par type d’absence (journée ou demi-journée), vue par équipe ou par projet avec synthèse des absents.</w:t>
+        <w:t xml:space="preserve">Grille mensuelle éditable par type d’absence (un clic pose une journée ; les demi-journées viennent de l’import du planning), vue par équipe ou par projet avec synthèse des absents.</w:t>
       </w:r>
     </w:p>
     <w:p>
